--- a/2.1 Virtualization.docx
+++ b/2.1 Virtualization.docx
@@ -12,8 +12,27 @@
     </w:p>
     <w:p>
       <w:r>
-        <w:t>Oct 14, 2026 · @jelly bean</w:t>
-      </w:r>
+        <w:rPr>
+          <w:rFonts w:hint="default"/>
+          <w:lang w:val="en-US"/>
+        </w:rPr>
+        <w:t>Sep</w:t>
+      </w:r>
+      <w:r>
+        <w:t xml:space="preserve"> </w:t>
+      </w:r>
+      <w:r>
+        <w:rPr>
+          <w:rFonts w:hint="default"/>
+          <w:lang w:val="en-US"/>
+        </w:rPr>
+        <w:t>26</w:t>
+      </w:r>
+      <w:r>
+        <w:t>, 2026</w:t>
+      </w:r>
+      <w:bookmarkStart w:id="5" w:name="_GoBack"/>
+      <w:bookmarkEnd w:id="5"/>
     </w:p>
     <w:p>
       <w:pPr>
@@ -2185,12 +2204,6 @@
             <w:insideH w:val="single" w:color="auto" w:sz="4" w:space="0"/>
             <w:insideV w:val="single" w:color="auto" w:sz="4" w:space="0"/>
           </w:tblBorders>
-          <w:tblCellMar>
-            <w:top w:w="0" w:type="dxa"/>
-            <w:left w:w="108" w:type="dxa"/>
-            <w:bottom w:w="0" w:type="dxa"/>
-            <w:right w:w="108" w:type="dxa"/>
-          </w:tblCellMar>
         </w:tblPrEx>
         <w:trPr>
           <w:tblHeader/>
@@ -2716,8 +2729,6 @@
       <w:r>
         <w:t xml:space="preserve"> Kali Linux</w:t>
       </w:r>
-      <w:bookmarkStart w:id="5" w:name="_GoBack"/>
-      <w:bookmarkEnd w:id="5"/>
     </w:p>
     <w:sectPr>
       <w:pgSz w:w="12240" w:h="15840"/>
